--- a/backend/secure-files/portfolios-docx/NMX-28-INTEGRADO.docx
+++ b/backend/secure-files/portfolios-docx/NMX-28-INTEGRADO.docx
@@ -1048,6 +1048,62 @@
         <w:t>NMX-28-INTEGRADO (versión 2.1, 63 hojas) es la versión 'todo en uno' del pack de antropometría: reúne en un solo archivo autónomo los módulos M41, M36, M12, M16 y M34 (educativo), cada uno con su propio INICIO/DATOS/CALCULOS/FUENTES, más hojas transversales de mediciones, seguimiento, curvas, mapa de módulos, protocolos UDD y auditoría de integración. Su alcance es solo adultos. Es la suite antropométrica integrada de la Fase 7, alternativa al pack de archivos separados.</w:t>
       </w:r>
     </w:p>
+    <w:p>
+      <w:pPr>
+        <w:keepNext/>
+        <w:spacing w:before="120" w:after="20"/>
+        <w:jc w:val="center"/>
+      </w:pPr>
+      <w:r>
+        <w:drawing>
+          <wp:inline xmlns:a="http://schemas.openxmlformats.org/drawingml/2006/main" xmlns:pic="http://schemas.openxmlformats.org/drawingml/2006/picture">
+            <wp:extent cx="5580000" cy="4311818"/>
+            <wp:docPr id="1" name="Picture 1"/>
+            <wp:cNvGraphicFramePr>
+              <a:graphicFrameLocks noChangeAspect="1"/>
+            </wp:cNvGraphicFramePr>
+            <a:graphic>
+              <a:graphicData uri="http://schemas.openxmlformats.org/drawingml/2006/picture">
+                <pic:pic>
+                  <pic:nvPicPr>
+                    <pic:cNvPr id="0" name="NMX-28_01_INICIO_01.png"/>
+                    <pic:cNvPicPr/>
+                  </pic:nvPicPr>
+                  <pic:blipFill>
+                    <a:blip r:embed="rId10"/>
+                    <a:stretch>
+                      <a:fillRect/>
+                    </a:stretch>
+                  </pic:blipFill>
+                  <pic:spPr>
+                    <a:xfrm>
+                      <a:off x="0" y="0"/>
+                      <a:ext cx="5580000" cy="4311818"/>
+                    </a:xfrm>
+                    <a:prstGeom prst="rect"/>
+                  </pic:spPr>
+                </pic:pic>
+              </a:graphicData>
+            </a:graphic>
+          </wp:inline>
+        </w:drawing>
+      </w:r>
+    </w:p>
+    <w:p>
+      <w:pPr>
+        <w:spacing w:before="0" w:after="160"/>
+        <w:jc w:val="center"/>
+      </w:pPr>
+      <w:r>
+        <w:rPr>
+          <w:rFonts w:ascii="Calibri" w:hAnsi="Calibri"/>
+          <w:b/>
+          <w:color w:val="45565E"/>
+          <w:sz w:val="17"/>
+        </w:rPr>
+        <w:t>Figura 1. Vista inicial (hoja INICIO).</w:t>
+      </w:r>
+    </w:p>
     <w:tbl>
       <w:tblPr>
         <w:tblW w:type="auto" w:w="0"/>
@@ -2058,6 +2114,62 @@
         <w:t>Sexo, edad (usar código)</w:t>
       </w:r>
     </w:p>
+    <w:p>
+      <w:pPr>
+        <w:keepNext/>
+        <w:spacing w:before="120" w:after="20"/>
+        <w:jc w:val="center"/>
+      </w:pPr>
+      <w:r>
+        <w:drawing>
+          <wp:inline xmlns:a="http://schemas.openxmlformats.org/drawingml/2006/main" xmlns:pic="http://schemas.openxmlformats.org/drawingml/2006/picture">
+            <wp:extent cx="5580000" cy="4311818"/>
+            <wp:docPr id="2" name="Picture 2"/>
+            <wp:cNvGraphicFramePr>
+              <a:graphicFrameLocks noChangeAspect="1"/>
+            </wp:cNvGraphicFramePr>
+            <a:graphic>
+              <a:graphicData uri="http://schemas.openxmlformats.org/drawingml/2006/picture">
+                <pic:pic>
+                  <pic:nvPicPr>
+                    <pic:cNvPr id="0" name="NMX-28_09_DATOS.png"/>
+                    <pic:cNvPicPr/>
+                  </pic:nvPicPr>
+                  <pic:blipFill>
+                    <a:blip r:embed="rId11"/>
+                    <a:stretch>
+                      <a:fillRect/>
+                    </a:stretch>
+                  </pic:blipFill>
+                  <pic:spPr>
+                    <a:xfrm>
+                      <a:off x="0" y="0"/>
+                      <a:ext cx="5580000" cy="4311818"/>
+                    </a:xfrm>
+                    <a:prstGeom prst="rect"/>
+                  </pic:spPr>
+                </pic:pic>
+              </a:graphicData>
+            </a:graphic>
+          </wp:inline>
+        </w:drawing>
+      </w:r>
+    </w:p>
+    <w:p>
+      <w:pPr>
+        <w:spacing w:before="0" w:after="160"/>
+        <w:jc w:val="center"/>
+      </w:pPr>
+      <w:r>
+        <w:rPr>
+          <w:rFonts w:ascii="Calibri" w:hAnsi="Calibri"/>
+          <w:b/>
+          <w:color w:val="45565E"/>
+          <w:sz w:val="17"/>
+        </w:rPr>
+        <w:t>Figura 2. Pantalla de ingreso de datos.</w:t>
+      </w:r>
+    </w:p>
     <w:tbl>
       <w:tblPr>
         <w:tblW w:type="auto" w:w="0"/>
@@ -2487,6 +2599,62 @@
         </w:tc>
       </w:tr>
     </w:tbl>
+    <w:p>
+      <w:pPr>
+        <w:keepNext/>
+        <w:spacing w:before="120" w:after="20"/>
+        <w:jc w:val="center"/>
+      </w:pPr>
+      <w:r>
+        <w:drawing>
+          <wp:inline xmlns:a="http://schemas.openxmlformats.org/drawingml/2006/main" xmlns:pic="http://schemas.openxmlformats.org/drawingml/2006/picture">
+            <wp:extent cx="5580000" cy="4311818"/>
+            <wp:docPr id="3" name="Picture 3"/>
+            <wp:cNvGraphicFramePr>
+              <a:graphicFrameLocks noChangeAspect="1"/>
+            </wp:cNvGraphicFramePr>
+            <a:graphic>
+              <a:graphicData uri="http://schemas.openxmlformats.org/drawingml/2006/picture">
+                <pic:pic>
+                  <pic:nvPicPr>
+                    <pic:cNvPr id="0" name="NMX-28_05_RESULTADOS.png"/>
+                    <pic:cNvPicPr/>
+                  </pic:nvPicPr>
+                  <pic:blipFill>
+                    <a:blip r:embed="rId12"/>
+                    <a:stretch>
+                      <a:fillRect/>
+                    </a:stretch>
+                  </pic:blipFill>
+                  <pic:spPr>
+                    <a:xfrm>
+                      <a:off x="0" y="0"/>
+                      <a:ext cx="5580000" cy="4311818"/>
+                    </a:xfrm>
+                    <a:prstGeom prst="rect"/>
+                  </pic:spPr>
+                </pic:pic>
+              </a:graphicData>
+            </a:graphic>
+          </wp:inline>
+        </w:drawing>
+      </w:r>
+    </w:p>
+    <w:p>
+      <w:pPr>
+        <w:spacing w:before="0" w:after="160"/>
+        <w:jc w:val="center"/>
+      </w:pPr>
+      <w:r>
+        <w:rPr>
+          <w:rFonts w:ascii="Calibri" w:hAnsi="Calibri"/>
+          <w:b/>
+          <w:color w:val="45565E"/>
+          <w:sz w:val="17"/>
+        </w:rPr>
+        <w:t>Figura 3. Visualización de resultados.</w:t>
+      </w:r>
+    </w:p>
     <w:tbl>
       <w:tblPr>
         <w:tblW w:type="auto" w:w="0"/>
@@ -3279,6 +3447,62 @@
         </w:tc>
       </w:tr>
     </w:tbl>
+    <w:p>
+      <w:pPr>
+        <w:keepNext/>
+        <w:spacing w:before="120" w:after="20"/>
+        <w:jc w:val="center"/>
+      </w:pPr>
+      <w:r>
+        <w:drawing>
+          <wp:inline xmlns:a="http://schemas.openxmlformats.org/drawingml/2006/main" xmlns:pic="http://schemas.openxmlformats.org/drawingml/2006/picture">
+            <wp:extent cx="5580000" cy="4311818"/>
+            <wp:docPr id="4" name="Picture 4"/>
+            <wp:cNvGraphicFramePr>
+              <a:graphicFrameLocks noChangeAspect="1"/>
+            </wp:cNvGraphicFramePr>
+            <a:graphic>
+              <a:graphicData uri="http://schemas.openxmlformats.org/drawingml/2006/picture">
+                <pic:pic>
+                  <pic:nvPicPr>
+                    <pic:cNvPr id="0" name="NMX-28_07_SEGUIMIENTO.png"/>
+                    <pic:cNvPicPr/>
+                  </pic:nvPicPr>
+                  <pic:blipFill>
+                    <a:blip r:embed="rId13"/>
+                    <a:stretch>
+                      <a:fillRect/>
+                    </a:stretch>
+                  </pic:blipFill>
+                  <pic:spPr>
+                    <a:xfrm>
+                      <a:off x="0" y="0"/>
+                      <a:ext cx="5580000" cy="4311818"/>
+                    </a:xfrm>
+                    <a:prstGeom prst="rect"/>
+                  </pic:spPr>
+                </pic:pic>
+              </a:graphicData>
+            </a:graphic>
+          </wp:inline>
+        </w:drawing>
+      </w:r>
+    </w:p>
+    <w:p>
+      <w:pPr>
+        <w:spacing w:before="0" w:after="160"/>
+        <w:jc w:val="center"/>
+      </w:pPr>
+      <w:r>
+        <w:rPr>
+          <w:rFonts w:ascii="Calibri" w:hAnsi="Calibri"/>
+          <w:b/>
+          <w:color w:val="45565E"/>
+          <w:sz w:val="17"/>
+        </w:rPr>
+        <w:t>Figura 4. Pantalla de seguimiento.</w:t>
+      </w:r>
+    </w:p>
     <w:tbl>
       <w:tblPr>
         <w:tblW w:type="auto" w:w="0"/>
@@ -3717,32 +3941,129 @@
     </w:p>
     <w:p>
       <w:pPr>
-        <w:spacing w:before="40" w:after="40" w:line="276" w:lineRule="auto"/>
+        <w:keepNext/>
+        <w:spacing w:before="120" w:after="20"/>
+        <w:jc w:val="center"/>
+      </w:pPr>
+      <w:r>
+        <w:drawing>
+          <wp:inline xmlns:a="http://schemas.openxmlformats.org/drawingml/2006/main" xmlns:pic="http://schemas.openxmlformats.org/drawingml/2006/picture">
+            <wp:extent cx="5580000" cy="4311818"/>
+            <wp:docPr id="5" name="Picture 5"/>
+            <wp:cNvGraphicFramePr>
+              <a:graphicFrameLocks noChangeAspect="1"/>
+            </wp:cNvGraphicFramePr>
+            <a:graphic>
+              <a:graphicData uri="http://schemas.openxmlformats.org/drawingml/2006/picture">
+                <pic:pic>
+                  <pic:nvPicPr>
+                    <pic:cNvPr id="0" name="NMX-28_08_FUENTES.png"/>
+                    <pic:cNvPicPr/>
+                  </pic:nvPicPr>
+                  <pic:blipFill>
+                    <a:blip r:embed="rId14"/>
+                    <a:stretch>
+                      <a:fillRect/>
+                    </a:stretch>
+                  </pic:blipFill>
+                  <pic:spPr>
+                    <a:xfrm>
+                      <a:off x="0" y="0"/>
+                      <a:ext cx="5580000" cy="4311818"/>
+                    </a:xfrm>
+                    <a:prstGeom prst="rect"/>
+                  </pic:spPr>
+                </pic:pic>
+              </a:graphicData>
+            </a:graphic>
+          </wp:inline>
+        </w:drawing>
+      </w:r>
+    </w:p>
+    <w:p>
+      <w:pPr>
+        <w:spacing w:before="0" w:after="160"/>
+        <w:jc w:val="center"/>
       </w:pPr>
       <w:r>
         <w:rPr>
           <w:rFonts w:ascii="Calibri" w:hAnsi="Calibri"/>
           <w:b/>
-          <w:i w:val="0"/>
-          <w:color w:val="C08A2B"/>
-          <w:sz w:val="20"/>
+          <w:color w:val="45565E"/>
+          <w:sz w:val="17"/>
         </w:rPr>
-        <w:t>CAPTURA_NO_GENERADA_POR_LIMITACIÓN_DEL_ENTORNO.</w:t>
+        <w:t>Figura 5. Fuentes y trazabilidad.</w:t>
       </w:r>
     </w:p>
     <w:p>
       <w:pPr>
-        <w:spacing w:before="40" w:after="80" w:line="276" w:lineRule="auto"/>
+        <w:keepNext/>
+        <w:spacing w:before="120" w:after="20"/>
+        <w:jc w:val="center"/>
+      </w:pPr>
+      <w:r>
+        <w:drawing>
+          <wp:inline xmlns:a="http://schemas.openxmlformats.org/drawingml/2006/main" xmlns:pic="http://schemas.openxmlformats.org/drawingml/2006/picture">
+            <wp:extent cx="5580000" cy="4311818"/>
+            <wp:docPr id="6" name="Picture 6"/>
+            <wp:cNvGraphicFramePr>
+              <a:graphicFrameLocks noChangeAspect="1"/>
+            </wp:cNvGraphicFramePr>
+            <a:graphic>
+              <a:graphicData uri="http://schemas.openxmlformats.org/drawingml/2006/picture">
+                <pic:pic>
+                  <pic:nvPicPr>
+                    <pic:cNvPr id="0" name="NMX-28_01_INICIO_02.png"/>
+                    <pic:cNvPicPr/>
+                  </pic:nvPicPr>
+                  <pic:blipFill>
+                    <a:blip r:embed="rId15"/>
+                    <a:stretch>
+                      <a:fillRect/>
+                    </a:stretch>
+                  </pic:blipFill>
+                  <pic:spPr>
+                    <a:xfrm>
+                      <a:off x="0" y="0"/>
+                      <a:ext cx="5580000" cy="4311818"/>
+                    </a:xfrm>
+                    <a:prstGeom prst="rect"/>
+                  </pic:spPr>
+                </pic:pic>
+              </a:graphicData>
+            </a:graphic>
+          </wp:inline>
+        </w:drawing>
+      </w:r>
+    </w:p>
+    <w:p>
+      <w:pPr>
+        <w:spacing w:before="0" w:after="160"/>
+        <w:jc w:val="center"/>
       </w:pPr>
       <w:r>
         <w:rPr>
           <w:rFonts w:ascii="Calibri" w:hAnsi="Calibri"/>
-          <w:b w:val="0"/>
-          <w:i w:val="0"/>
+          <w:b/>
           <w:color w:val="45565E"/>
-          <w:sz w:val="19"/>
+          <w:sz w:val="17"/>
         </w:rPr>
-        <w:t>El entorno de generación de este portafolio no renderiza de forma fiel el archivo XLSX original, por lo que no se incluyen capturas simuladas. Las hojas reales del libro pueden abrirse en Microsoft Excel según la compatibilidad indicada.</w:t>
+        <w:t>Figura 6. Vista inicial (hoja INICIO).</w:t>
+      </w:r>
+    </w:p>
+    <w:p>
+      <w:pPr>
+        <w:spacing w:after="120"/>
+        <w:jc w:val="center"/>
+      </w:pPr>
+      <w:r>
+        <w:rPr>
+          <w:rFonts w:ascii="Calibri" w:hAnsi="Calibri"/>
+          <w:i/>
+          <w:color w:val="45565E"/>
+          <w:sz w:val="15"/>
+        </w:rPr>
+        <w:t>Captura real del archivo Excel NUTRIMETRÍA correspondiente al producto.</w:t>
       </w:r>
     </w:p>
     <w:tbl>
